--- a/КПП/Том СОТ КПП/АОСР 2-СОТ-КПП.docx
+++ b/КПП/Том СОТ КПП/АОСР 2-СОТ-КПП.docx
@@ -3047,7 +3047,7 @@
                 <w:i/>
                 <w:iCs/>
               </w:rPr>
-              <w:t xml:space="preserve">Прокладка кабельных линий СОТ</w:t>
+              <w:t xml:space="preserve">Прокладка кабельных линий</w:t>
             </w:r>
           </w:p>
         </w:tc>
@@ -3089,7 +3089,7 @@
                 <w:i/>
                 <w:iCs/>
               </w:rPr>
-              <w:t xml:space="preserve">(здание КПП).</w:t>
+              <w:t xml:space="preserve"/>
             </w:r>
           </w:p>
         </w:tc>
@@ -3261,7 +3261,7 @@
                 <w:iCs/>
               </w:rPr>
               <w:lastRenderedPageBreak/>
-              <w:t xml:space="preserve">лист 4. Разработчик ООО «АльтЭн», разработал Иванчук М.В.</w:t>
+              <w:t xml:space="preserve">лист 4. Разработчик — ООО «АльтЭн», ОГРН 1024000944098, ИНН 4025062969.</w:t>
             </w:r>
           </w:p>
         </w:tc>
@@ -3404,7 +3404,7 @@
                 <w:i/>
                 <w:iCs/>
               </w:rPr>
-              <w:t xml:space="preserve">Кабель витая пара ParLan U/UTP Cat 5e 4×2×0,52 PVC, «Паритет» — 141 м (документ о качестве — реестр, поз. 4);</w:t>
+              <w:t xml:space="preserve">Кабель витая пара ParLan U/UTP Cat 5e 4×2×0,52 PVC — сертификат соответствия № ЕАЭС RU C-RU.АЮ64.В.00680/25 от 17.01.2025 (реестр, поз. 4); сертификат соответствия № RU C-RU.АЮ64.В.00546/24 от 17.12.2024 (реестр, поз. 5);</w:t>
             </w:r>
           </w:p>
         </w:tc>
@@ -3446,7 +3446,7 @@
                 <w:i/>
                 <w:iCs/>
               </w:rPr>
-              <w:t xml:space="preserve">Труба гофрированная ПВХ серая с/з d20 мм «Строитель», арт. PR.032000, «Промрукав» (ООО «НЕПТУН») — 140 м (сертификат соответствия — реестр, поз. 5);</w:t>
+              <w:t xml:space="preserve">Труба гофрированная ПВХ серая с/з d20 мм «Строитель», арт. PR.032000 — сертификат соответствия № ЕАЭС RU C-RU.ПБ74.В.00766/23 от 30.08.2023 (реестр, поз. 6); паспорт изготовителя (реестр, поз. 7);</w:t>
             </w:r>
           </w:p>
         </w:tc>
@@ -3488,7 +3488,7 @@
                 <w:i/>
                 <w:iCs/>
               </w:rPr>
-              <w:t xml:space="preserve">Скоба металлическая однолапковая СМО 19-20, арт. PR08.2534, «Промрукав» — 280 шт. (паспорт — реестр, поз. 6);</w:t>
+              <w:t xml:space="preserve">Скоба металлическая однолапковая СМО 19-20, арт. PR08.2534 — паспорт изготовителя (реестр, поз. 8);</w:t>
             </w:r>
           </w:p>
         </w:tc>
@@ -3530,49 +3530,7 @@
                 <w:i/>
                 <w:iCs/>
               </w:rPr>
-              <w:t xml:space="preserve">Коробка ответвительная с 6 кабельными вводами d25 мм, IP55, 100×100×50 мм, DKC — 9 шт. (документ о качестве — реестр, поз. 7).</w:t>
-            </w:r>
-          </w:p>
-        </w:tc>
-      </w:tr>
-      <w:tr>
-        <w:tblPrEx>
-          <w:tblCellMar>
-            <w:top w:w="0" w:type="dxa"/>
-            <w:bottom w:w="0" w:type="dxa"/>
-          </w:tblCellMar>
-        </w:tblPrEx>
-        <w:trPr>
-          <w:gridAfter w:val="1"/>
-          <w:wAfter w:w="349" w:type="dxa"/>
-          <w:cantSplit/>
-          <w:trHeight w:val="235"/>
-        </w:trPr>
-        <w:tc>
-          <w:tcPr>
-            <w:tcW w:w="9851" w:type="dxa"/>
-            <w:gridSpan w:val="19"/>
-            <w:tcBorders>
-              <w:top w:val="none" w:sz="0" w:space="0" w:color="FFFFFF"/>
-              <w:left w:val="none" w:sz="0" w:space="0" w:color="FFFFFF"/>
-              <w:bottom w:val="single" w:sz="4" w:space="0" w:color="000000"/>
-              <w:right w:val="none" w:sz="0" w:space="0" w:color="FFFFFF"/>
-            </w:tcBorders>
-            <w:tcMar>
-              <w:top w:w="0" w:type="dxa"/>
-              <w:left w:w="28" w:type="dxa"/>
-              <w:bottom w:w="0" w:type="dxa"/>
-              <w:right w:w="28" w:type="dxa"/>
-            </w:tcMar>
-            <w:vAlign w:val="bottom"/>
-          </w:tcPr>
-          <w:p>
-            <w:r>
-              <w:rPr>
-                <w:i/>
-                <w:iCs/>
-              </w:rPr>
-              <w:t xml:space="preserve">Реквизиты документов (сертификатов, паспортов, писем) — в Реестре документов о качестве (том СОТ, здание КПП), являющемся неотъемлемой частью настоящего акта (приложение 1).</w:t>
+              <w:t xml:space="preserve">Коробка ответвительная с 6 кабельными вводами d25 мм, IP55, 100×100×50 мм, арт. 53801 — информационное письмо исх. № 836 от 01.03.2021 (реестр, поз. 9).</w:t>
             </w:r>
           </w:p>
         </w:tc>
@@ -3751,7 +3709,7 @@
                 <w:i/>
                 <w:iCs/>
               </w:rPr>
-              <w:t xml:space="preserve">Исполнительная схема 16/1/26-ИД-КПП, лист 5;</w:t>
+              <w:t xml:space="preserve">Исполнительная схема 16/1/26-СОТ-ИД-КПП, лист 2;</w:t>
             </w:r>
           </w:p>
         </w:tc>
@@ -3793,7 +3751,7 @@
                 <w:i/>
                 <w:iCs/>
               </w:rPr>
-              <w:t xml:space="preserve">кабельный журнал 16/1/26-ИД-КПП.КЖ (раздел СОТ).</w:t>
+              <w:t xml:space="preserve">кабельный журнал 16/1/26-СОТ-ИД-КПП.КЖ.</w:t>
             </w:r>
           </w:p>
         </w:tc>
@@ -4511,7 +4469,7 @@
                 <w:i/>
                 <w:iCs/>
               </w:rPr>
-              <w:t xml:space="preserve">СП 76.13330.2016; ПУЭ (7-е изд.), гл. 2.1;</w:t>
+              <w:t xml:space="preserve">СП 76.13330.2016, п. 6.3.1; ПУЭ (7-е изд.), гл. 2.1;</w:t>
             </w:r>
           </w:p>
         </w:tc>
@@ -4696,7 +4654,7 @@
                 <w:i/>
                 <w:iCs/>
               </w:rPr>
-              <w:t xml:space="preserve">Герметизация кабельных проходок (акт № 1-СОТ-КПП); монтаж и подключение оборудования СОТ.</w:t>
+              <w:t xml:space="preserve">Герметизация кабельных проходок; монтаж и подключение оборудования СОТ.</w:t>
             </w:r>
           </w:p>
         </w:tc>
@@ -5172,7 +5130,7 @@
                 <w:i/>
                 <w:iCs/>
               </w:rPr>
-              <w:t xml:space="preserve">Исполнительная схема 16/1/26-ИД-КПП, лист 5.</w:t>
+              <w:t xml:space="preserve">Исполнительная схема 16/1/26-СОТ-ИД-КПП, лист 2.</w:t>
             </w:r>
           </w:p>
         </w:tc>
@@ -5241,7 +5199,7 @@
                 <w:i/>
                 <w:iCs/>
               </w:rPr>
-              <w:t xml:space="preserve">Кабельный журнал 16/1/26-ИД-КПП.КЖ (раздел СОТ).</w:t>
+              <w:t xml:space="preserve">Кабельный журнал 16/1/26-СОТ-ИД-КПП.КЖ.</w:t>
             </w:r>
           </w:p>
         </w:tc>
